--- a/docs/week04/05_非功能需求.docx
+++ b/docs/week04/05_非功能需求.docx
@@ -4,22 +4,158 @@
   <w:body>
     <w:p>
       <w:pPr>
-        <w:pStyle w:val="Title"/>
-        <w:spacing w:after="280"/>
+        <w:pStyle w:val="Heading1"/>
       </w:pPr>
       <w:r>
-        <w:rPr>
-          <w:rFonts w:ascii="微软雅黑" w:hAnsi="微软雅黑" w:eastAsia="微软雅黑"/>
-          <w:b/>
-          <w:color w:val="000000"/>
-          <w:sz w:val="40"/>
-        </w:rPr>
-        <w:t>智能会议室管理系统 V1.0 非功能需求</w:t>
+        <w:t>智能会议室管理系统 V1.0——非功能需求</w:t>
       </w:r>
     </w:p>
+    <w:tbl>
+      <w:tblPr>
+        <w:tblStyle w:val="LightGrid-Accent1"/>
+        <w:tblW w:type="auto" w:w="0"/>
+        <w:tblLook w:firstColumn="1" w:firstRow="1" w:lastColumn="0" w:lastRow="0" w:noHBand="0" w:noVBand="1" w:val="04A0"/>
+      </w:tblPr>
+      <w:tblGrid>
+        <w:gridCol w:w="4320"/>
+        <w:gridCol w:w="4320"/>
+      </w:tblGrid>
+      <w:tr>
+        <w:tc>
+          <w:tcPr>
+            <w:tcW w:type="dxa" w:w="4320"/>
+          </w:tcPr>
+          <w:p>
+            <w:r>
+              <w:t>项目</w:t>
+            </w:r>
+          </w:p>
+        </w:tc>
+        <w:tc>
+          <w:tcPr>
+            <w:tcW w:type="dxa" w:w="4320"/>
+          </w:tcPr>
+          <w:p>
+            <w:r>
+              <w:t>内容</w:t>
+            </w:r>
+          </w:p>
+        </w:tc>
+      </w:tr>
+      <w:tr>
+        <w:tc>
+          <w:tcPr>
+            <w:tcW w:type="dxa" w:w="4320"/>
+          </w:tcPr>
+          <w:p>
+            <w:r>
+              <w:t>项目名称</w:t>
+            </w:r>
+          </w:p>
+        </w:tc>
+        <w:tc>
+          <w:tcPr>
+            <w:tcW w:type="dxa" w:w="4320"/>
+          </w:tcPr>
+          <w:p>
+            <w:r>
+              <w:t>智能会议室管理系统 V1.0——基础预约与管理平台</w:t>
+            </w:r>
+          </w:p>
+        </w:tc>
+      </w:tr>
+      <w:tr>
+        <w:tc>
+          <w:tcPr>
+            <w:tcW w:type="dxa" w:w="4320"/>
+          </w:tcPr>
+          <w:p>
+            <w:r>
+              <w:t>周次</w:t>
+            </w:r>
+          </w:p>
+        </w:tc>
+        <w:tc>
+          <w:tcPr>
+            <w:tcW w:type="dxa" w:w="4320"/>
+          </w:tcPr>
+          <w:p>
+            <w:r>
+              <w:t>第4周</w:t>
+            </w:r>
+          </w:p>
+        </w:tc>
+      </w:tr>
+      <w:tr>
+        <w:tc>
+          <w:tcPr>
+            <w:tcW w:type="dxa" w:w="4320"/>
+          </w:tcPr>
+          <w:p>
+            <w:r>
+              <w:t>依据</w:t>
+            </w:r>
+          </w:p>
+        </w:tc>
+        <w:tc>
+          <w:tcPr>
+            <w:tcW w:type="dxa" w:w="4320"/>
+          </w:tcPr>
+          <w:p>
+            <w:r>
+              <w:t>第3周方案B：固定时段预约 + 管理员审核</w:t>
+            </w:r>
+          </w:p>
+        </w:tc>
+      </w:tr>
+      <w:tr>
+        <w:tc>
+          <w:tcPr>
+            <w:tcW w:type="dxa" w:w="4320"/>
+          </w:tcPr>
+          <w:p>
+            <w:r>
+              <w:t>版本</w:t>
+            </w:r>
+          </w:p>
+        </w:tc>
+        <w:tc>
+          <w:tcPr>
+            <w:tcW w:type="dxa" w:w="4320"/>
+          </w:tcPr>
+          <w:p>
+            <w:r>
+              <w:t>V1.0</w:t>
+            </w:r>
+          </w:p>
+        </w:tc>
+      </w:tr>
+      <w:tr>
+        <w:tc>
+          <w:tcPr>
+            <w:tcW w:type="dxa" w:w="4320"/>
+          </w:tcPr>
+          <w:p>
+            <w:r>
+              <w:t>日期</w:t>
+            </w:r>
+          </w:p>
+        </w:tc>
+        <w:tc>
+          <w:tcPr>
+            <w:tcW w:type="dxa" w:w="4320"/>
+          </w:tcPr>
+          <w:p>
+            <w:r>
+              <w:t>2026年9月21日</w:t>
+            </w:r>
+          </w:p>
+        </w:tc>
+      </w:tr>
+    </w:tbl>
     <w:p>
       <w:pPr>
-        <w:pStyle w:val="Heading1"/>
+        <w:pStyle w:val="Heading2"/>
       </w:pPr>
       <w:r>
         <w:t>一、非功能需求清单</w:t>
@@ -27,1034 +163,532 @@
     </w:p>
     <w:tbl>
       <w:tblPr>
-        <w:tblStyle w:val="TableGrid"/>
+        <w:tblStyle w:val="LightGrid-Accent1"/>
         <w:tblW w:type="auto" w:w="0"/>
-        <w:jc w:val="center"/>
-        <w:tblLayout w:type="fixed"/>
         <w:tblLook w:firstColumn="1" w:firstRow="1" w:lastColumn="0" w:lastRow="0" w:noHBand="0" w:noVBand="1" w:val="04A0"/>
-        <w:tblBorders>
-          <w:top w:val="single" w:sz="6" w:color="D9D9D9"/>
-          <w:left w:val="single" w:sz="6" w:color="D9D9D9"/>
-          <w:bottom w:val="single" w:sz="6" w:color="D9D9D9"/>
-          <w:right w:val="single" w:sz="6" w:color="D9D9D9"/>
-          <w:insideH w:val="single" w:sz="6" w:color="D9D9D9"/>
-          <w:insideV w:val="single" w:sz="6" w:color="D9D9D9"/>
-        </w:tblBorders>
-        <w:tblCellMar>
-          <w:top w:w="90" w:type="dxa"/>
-          <w:left w:w="90" w:type="dxa"/>
-          <w:bottom w:w="90" w:type="dxa"/>
-          <w:right w:w="90" w:type="dxa"/>
-        </w:tblCellMar>
       </w:tblPr>
       <w:tblGrid>
-        <w:gridCol w:w="1872"/>
-        <w:gridCol w:w="1872"/>
-        <w:gridCol w:w="1872"/>
-        <w:gridCol w:w="1872"/>
-        <w:gridCol w:w="1872"/>
+        <w:gridCol w:w="1728"/>
+        <w:gridCol w:w="1728"/>
+        <w:gridCol w:w="1728"/>
+        <w:gridCol w:w="1728"/>
+        <w:gridCol w:w="1728"/>
       </w:tblGrid>
       <w:tr>
-        <w:trPr>
-          <w:cantSplit/>
-          <w:tblHeader w:val="true"/>
-        </w:trPr>
         <w:tc>
           <w:tcPr>
-            <w:tcW w:type="dxa" w:w="439"/>
-            <w:shd w:val="clear" w:fill="DEEAF6"/>
+            <w:tcW w:type="dxa" w:w="1728"/>
           </w:tcPr>
           <w:p>
-            <w:pPr>
-              <w:spacing w:before="40" w:after="40"/>
-            </w:pPr>
-            <w:r/>
             <w:r>
-              <w:rPr>
-                <w:rFonts w:ascii="微软雅黑" w:hAnsi="微软雅黑" w:eastAsia="微软雅黑"/>
-                <w:b/>
-                <w:sz w:val="16"/>
-              </w:rPr>
               <w:t>编号</w:t>
             </w:r>
           </w:p>
         </w:tc>
         <w:tc>
           <w:tcPr>
-            <w:tcW w:type="dxa" w:w="439"/>
-            <w:shd w:val="clear" w:fill="DEEAF6"/>
+            <w:tcW w:type="dxa" w:w="1728"/>
           </w:tcPr>
           <w:p>
-            <w:pPr>
-              <w:spacing w:before="40" w:after="40"/>
-            </w:pPr>
-            <w:r/>
             <w:r>
-              <w:rPr>
-                <w:rFonts w:ascii="微软雅黑" w:hAnsi="微软雅黑" w:eastAsia="微软雅黑"/>
-                <w:b/>
-                <w:sz w:val="16"/>
-              </w:rPr>
               <w:t>类别</w:t>
             </w:r>
           </w:p>
         </w:tc>
         <w:tc>
           <w:tcPr>
-            <w:tcW w:type="dxa" w:w="2414"/>
-            <w:shd w:val="clear" w:fill="DEEAF6"/>
+            <w:tcW w:type="dxa" w:w="1728"/>
           </w:tcPr>
           <w:p>
-            <w:pPr>
-              <w:spacing w:before="40" w:after="40"/>
-            </w:pPr>
-            <w:r/>
             <w:r>
-              <w:rPr>
-                <w:rFonts w:ascii="微软雅黑" w:hAnsi="微软雅黑" w:eastAsia="微软雅黑"/>
-                <w:b/>
-                <w:sz w:val="16"/>
-              </w:rPr>
               <w:t>需求描述</w:t>
             </w:r>
           </w:p>
         </w:tc>
         <w:tc>
           <w:tcPr>
-            <w:tcW w:type="dxa" w:w="2926"/>
-            <w:shd w:val="clear" w:fill="DEEAF6"/>
+            <w:tcW w:type="dxa" w:w="1728"/>
           </w:tcPr>
           <w:p>
-            <w:pPr>
-              <w:spacing w:before="40" w:after="40"/>
-            </w:pPr>
-            <w:r/>
             <w:r>
-              <w:rPr>
-                <w:rFonts w:ascii="微软雅黑" w:hAnsi="微软雅黑" w:eastAsia="微软雅黑"/>
-                <w:b/>
-                <w:sz w:val="16"/>
-              </w:rPr>
               <w:t>验证方式</w:t>
             </w:r>
           </w:p>
         </w:tc>
         <w:tc>
           <w:tcPr>
-            <w:tcW w:type="dxa" w:w="2853"/>
-            <w:shd w:val="clear" w:fill="DEEAF6"/>
+            <w:tcW w:type="dxa" w:w="1728"/>
           </w:tcPr>
           <w:p>
-            <w:pPr>
-              <w:spacing w:before="40" w:after="40"/>
-            </w:pPr>
-            <w:r/>
             <w:r>
-              <w:rPr>
-                <w:rFonts w:ascii="微软雅黑" w:hAnsi="微软雅黑" w:eastAsia="微软雅黑"/>
-                <w:b/>
-                <w:sz w:val="16"/>
-              </w:rPr>
               <w:t>通过标准</w:t>
             </w:r>
           </w:p>
         </w:tc>
       </w:tr>
       <w:tr>
-        <w:trPr>
-          <w:cantSplit/>
-        </w:trPr>
         <w:tc>
           <w:tcPr>
-            <w:tcW w:type="dxa" w:w="439"/>
+            <w:tcW w:type="dxa" w:w="1728"/>
           </w:tcPr>
           <w:p>
-            <w:pPr>
-              <w:spacing w:before="40" w:after="40"/>
-            </w:pPr>
-            <w:r/>
             <w:r>
-              <w:rPr>
-                <w:rFonts w:ascii="微软雅黑" w:hAnsi="微软雅黑" w:eastAsia="微软雅黑"/>
-                <w:b w:val="0"/>
-                <w:sz w:val="16"/>
-              </w:rPr>
               <w:t>NFR-01</w:t>
             </w:r>
           </w:p>
         </w:tc>
         <w:tc>
           <w:tcPr>
-            <w:tcW w:type="dxa" w:w="439"/>
+            <w:tcW w:type="dxa" w:w="1728"/>
           </w:tcPr>
           <w:p>
-            <w:pPr>
-              <w:spacing w:before="40" w:after="40"/>
-            </w:pPr>
-            <w:r/>
             <w:r>
-              <w:rPr>
-                <w:rFonts w:ascii="微软雅黑" w:hAnsi="微软雅黑" w:eastAsia="微软雅黑"/>
-                <w:b w:val="0"/>
-                <w:sz w:val="16"/>
-              </w:rPr>
               <w:t>性能</w:t>
             </w:r>
           </w:p>
         </w:tc>
         <w:tc>
           <w:tcPr>
-            <w:tcW w:type="dxa" w:w="2414"/>
+            <w:tcW w:type="dxa" w:w="1728"/>
           </w:tcPr>
           <w:p>
-            <w:pPr>
-              <w:spacing w:before="40" w:after="40"/>
-            </w:pPr>
-            <w:r/>
             <w:r>
-              <w:rPr>
-                <w:rFonts w:ascii="微软雅黑" w:hAnsi="微软雅黑" w:eastAsia="微软雅黑"/>
-                <w:b w:val="0"/>
-                <w:sz w:val="16"/>
-              </w:rPr>
               <w:t>在本地/局域网环境下，会议室查询与预约提交的响应时间不超过 2 秒</w:t>
             </w:r>
           </w:p>
         </w:tc>
         <w:tc>
           <w:tcPr>
-            <w:tcW w:type="dxa" w:w="2926"/>
+            <w:tcW w:type="dxa" w:w="1728"/>
           </w:tcPr>
           <w:p>
-            <w:pPr>
-              <w:spacing w:before="40" w:after="40"/>
-            </w:pPr>
-            <w:r/>
             <w:r>
-              <w:rPr>
-                <w:rFonts w:ascii="微软雅黑" w:hAnsi="微软雅黑" w:eastAsia="微软雅黑"/>
-                <w:b w:val="0"/>
-                <w:sz w:val="16"/>
-              </w:rPr>
               <w:t>预置 100 条预约数据，对“查询会议室”和“提交预约申请”各执行 5 次，记录响应时间并取平均值</w:t>
             </w:r>
           </w:p>
         </w:tc>
         <w:tc>
           <w:tcPr>
-            <w:tcW w:type="dxa" w:w="2853"/>
+            <w:tcW w:type="dxa" w:w="1728"/>
           </w:tcPr>
           <w:p>
-            <w:pPr>
-              <w:spacing w:before="40" w:after="40"/>
-            </w:pPr>
-            <w:r/>
             <w:r>
-              <w:rPr>
-                <w:rFonts w:ascii="微软雅黑" w:hAnsi="微软雅黑" w:eastAsia="微软雅黑"/>
-                <w:b w:val="0"/>
-                <w:sz w:val="16"/>
-              </w:rPr>
               <w:t>平均响应时间 ≤ 2 秒，且无超时或报错</w:t>
             </w:r>
           </w:p>
         </w:tc>
       </w:tr>
       <w:tr>
-        <w:trPr>
-          <w:cantSplit/>
-        </w:trPr>
         <w:tc>
           <w:tcPr>
-            <w:tcW w:type="dxa" w:w="439"/>
+            <w:tcW w:type="dxa" w:w="1728"/>
           </w:tcPr>
           <w:p>
-            <w:pPr>
-              <w:spacing w:before="40" w:after="40"/>
-            </w:pPr>
-            <w:r/>
             <w:r>
-              <w:rPr>
-                <w:rFonts w:ascii="微软雅黑" w:hAnsi="微软雅黑" w:eastAsia="微软雅黑"/>
-                <w:b w:val="0"/>
-                <w:sz w:val="16"/>
-              </w:rPr>
               <w:t>NFR-02</w:t>
             </w:r>
           </w:p>
         </w:tc>
         <w:tc>
           <w:tcPr>
-            <w:tcW w:type="dxa" w:w="439"/>
+            <w:tcW w:type="dxa" w:w="1728"/>
           </w:tcPr>
           <w:p>
-            <w:pPr>
-              <w:spacing w:before="40" w:after="40"/>
-            </w:pPr>
-            <w:r/>
             <w:r>
-              <w:rPr>
-                <w:rFonts w:ascii="微软雅黑" w:hAnsi="微软雅黑" w:eastAsia="微软雅黑"/>
-                <w:b w:val="0"/>
-                <w:sz w:val="16"/>
-              </w:rPr>
               <w:t>并发一致性</w:t>
             </w:r>
           </w:p>
         </w:tc>
         <w:tc>
           <w:tcPr>
-            <w:tcW w:type="dxa" w:w="2414"/>
+            <w:tcW w:type="dxa" w:w="1728"/>
           </w:tcPr>
           <w:p>
-            <w:pPr>
-              <w:spacing w:before="40" w:after="40"/>
-            </w:pPr>
-            <w:r/>
             <w:r>
-              <w:rPr>
-                <w:rFonts w:ascii="微软雅黑" w:hAnsi="微软雅黑" w:eastAsia="微软雅黑"/>
-                <w:b w:val="0"/>
-                <w:sz w:val="16"/>
-              </w:rPr>
               <w:t>同一会议室同一时段被并发提交时，只允许一条预约成功</w:t>
             </w:r>
           </w:p>
         </w:tc>
         <w:tc>
           <w:tcPr>
-            <w:tcW w:type="dxa" w:w="2926"/>
+            <w:tcW w:type="dxa" w:w="1728"/>
           </w:tcPr>
           <w:p>
-            <w:pPr>
-              <w:spacing w:before="40" w:after="40"/>
-            </w:pPr>
-            <w:r/>
             <w:r>
-              <w:rPr>
-                <w:rFonts w:ascii="微软雅黑" w:hAnsi="微软雅黑" w:eastAsia="微软雅黑"/>
-                <w:b w:val="0"/>
-                <w:sz w:val="16"/>
-              </w:rPr>
               <w:t>用两个账号（或两个会话）同时对同一会议室同一时段提交预约，检查结果与库中记录</w:t>
             </w:r>
           </w:p>
         </w:tc>
         <w:tc>
           <w:tcPr>
-            <w:tcW w:type="dxa" w:w="2853"/>
+            <w:tcW w:type="dxa" w:w="1728"/>
           </w:tcPr>
           <w:p>
-            <w:pPr>
-              <w:spacing w:before="40" w:after="40"/>
-            </w:pPr>
-            <w:r/>
             <w:r>
-              <w:rPr>
-                <w:rFonts w:ascii="微软雅黑" w:hAnsi="微软雅黑" w:eastAsia="微软雅黑"/>
-                <w:b w:val="0"/>
-                <w:sz w:val="16"/>
-              </w:rPr>
               <w:t>仅 1 条成功，另 1 条被拒绝并提示时段已占用，数据无重复</w:t>
             </w:r>
           </w:p>
         </w:tc>
       </w:tr>
       <w:tr>
-        <w:trPr>
-          <w:cantSplit/>
-        </w:trPr>
         <w:tc>
           <w:tcPr>
-            <w:tcW w:type="dxa" w:w="439"/>
+            <w:tcW w:type="dxa" w:w="1728"/>
           </w:tcPr>
           <w:p>
-            <w:pPr>
-              <w:spacing w:before="40" w:after="40"/>
-            </w:pPr>
-            <w:r/>
             <w:r>
-              <w:rPr>
-                <w:rFonts w:ascii="微软雅黑" w:hAnsi="微软雅黑" w:eastAsia="微软雅黑"/>
-                <w:b w:val="0"/>
-                <w:sz w:val="16"/>
-              </w:rPr>
               <w:t>NFR-03</w:t>
             </w:r>
           </w:p>
         </w:tc>
         <w:tc>
           <w:tcPr>
-            <w:tcW w:type="dxa" w:w="439"/>
+            <w:tcW w:type="dxa" w:w="1728"/>
           </w:tcPr>
           <w:p>
-            <w:pPr>
-              <w:spacing w:before="40" w:after="40"/>
-            </w:pPr>
-            <w:r/>
             <w:r>
-              <w:rPr>
-                <w:rFonts w:ascii="微软雅黑" w:hAnsi="微软雅黑" w:eastAsia="微软雅黑"/>
-                <w:b w:val="0"/>
-                <w:sz w:val="16"/>
-              </w:rPr>
               <w:t>账号安全</w:t>
             </w:r>
           </w:p>
         </w:tc>
         <w:tc>
           <w:tcPr>
-            <w:tcW w:type="dxa" w:w="2414"/>
+            <w:tcW w:type="dxa" w:w="1728"/>
           </w:tcPr>
           <w:p>
-            <w:pPr>
-              <w:spacing w:before="40" w:after="40"/>
-            </w:pPr>
-            <w:r/>
             <w:r>
-              <w:rPr>
-                <w:rFonts w:ascii="微软雅黑" w:hAnsi="微软雅黑" w:eastAsia="微软雅黑"/>
-                <w:b w:val="0"/>
-                <w:sz w:val="16"/>
-              </w:rPr>
               <w:t>用户密码不得明文存储；普通用户不得调用管理员接口</w:t>
             </w:r>
           </w:p>
         </w:tc>
         <w:tc>
           <w:tcPr>
-            <w:tcW w:type="dxa" w:w="2926"/>
+            <w:tcW w:type="dxa" w:w="1728"/>
           </w:tcPr>
           <w:p>
-            <w:pPr>
-              <w:spacing w:before="40" w:after="40"/>
-            </w:pPr>
-            <w:r/>
             <w:r>
-              <w:rPr>
-                <w:rFonts w:ascii="微软雅黑" w:hAnsi="微软雅黑" w:eastAsia="微软雅黑"/>
-                <w:b w:val="0"/>
-                <w:sz w:val="16"/>
-              </w:rPr>
               <w:t>查询数据库确认密码为加盐哈希；用普通用户身份访问用户管理、审核等管理员接口</w:t>
             </w:r>
           </w:p>
         </w:tc>
         <w:tc>
           <w:tcPr>
-            <w:tcW w:type="dxa" w:w="2853"/>
+            <w:tcW w:type="dxa" w:w="1728"/>
           </w:tcPr>
           <w:p>
-            <w:pPr>
-              <w:spacing w:before="40" w:after="40"/>
-            </w:pPr>
-            <w:r/>
             <w:r>
-              <w:rPr>
-                <w:rFonts w:ascii="微软雅黑" w:hAnsi="微软雅黑" w:eastAsia="微软雅黑"/>
-                <w:b w:val="0"/>
-                <w:sz w:val="16"/>
-              </w:rPr>
               <w:t>库中无明文密码；管理员接口返回无权限并拒绝执行</w:t>
             </w:r>
           </w:p>
         </w:tc>
       </w:tr>
       <w:tr>
-        <w:trPr>
-          <w:cantSplit/>
-        </w:trPr>
         <w:tc>
           <w:tcPr>
-            <w:tcW w:type="dxa" w:w="439"/>
+            <w:tcW w:type="dxa" w:w="1728"/>
           </w:tcPr>
           <w:p>
-            <w:pPr>
-              <w:spacing w:before="40" w:after="40"/>
-            </w:pPr>
-            <w:r/>
             <w:r>
-              <w:rPr>
-                <w:rFonts w:ascii="微软雅黑" w:hAnsi="微软雅黑" w:eastAsia="微软雅黑"/>
-                <w:b w:val="0"/>
-                <w:sz w:val="16"/>
-              </w:rPr>
               <w:t>NFR-04</w:t>
             </w:r>
           </w:p>
         </w:tc>
         <w:tc>
           <w:tcPr>
-            <w:tcW w:type="dxa" w:w="439"/>
+            <w:tcW w:type="dxa" w:w="1728"/>
           </w:tcPr>
           <w:p>
-            <w:pPr>
-              <w:spacing w:before="40" w:after="40"/>
-            </w:pPr>
-            <w:r/>
             <w:r>
-              <w:rPr>
-                <w:rFonts w:ascii="微软雅黑" w:hAnsi="微软雅黑" w:eastAsia="微软雅黑"/>
-                <w:b w:val="0"/>
-                <w:sz w:val="16"/>
-              </w:rPr>
               <w:t>数据权限</w:t>
             </w:r>
           </w:p>
         </w:tc>
         <w:tc>
           <w:tcPr>
-            <w:tcW w:type="dxa" w:w="2414"/>
+            <w:tcW w:type="dxa" w:w="1728"/>
           </w:tcPr>
           <w:p>
-            <w:pPr>
-              <w:spacing w:before="40" w:after="40"/>
-            </w:pPr>
-            <w:r/>
             <w:r>
-              <w:rPr>
-                <w:rFonts w:ascii="微软雅黑" w:hAnsi="微软雅黑" w:eastAsia="微软雅黑"/>
-                <w:b w:val="0"/>
-                <w:sz w:val="16"/>
-              </w:rPr>
               <w:t>普通用户只能查看与操作本人的预约</w:t>
             </w:r>
           </w:p>
         </w:tc>
         <w:tc>
           <w:tcPr>
-            <w:tcW w:type="dxa" w:w="2926"/>
+            <w:tcW w:type="dxa" w:w="1728"/>
           </w:tcPr>
           <w:p>
-            <w:pPr>
-              <w:spacing w:before="40" w:after="40"/>
-            </w:pPr>
-            <w:r/>
             <w:r>
-              <w:rPr>
-                <w:rFonts w:ascii="微软雅黑" w:hAnsi="微软雅黑" w:eastAsia="微软雅黑"/>
-                <w:b w:val="0"/>
-                <w:sz w:val="16"/>
-              </w:rPr>
               <w:t>用户 A 尝试通过链接或接口查看、改期、取消用户 B 的预约</w:t>
             </w:r>
           </w:p>
         </w:tc>
         <w:tc>
           <w:tcPr>
-            <w:tcW w:type="dxa" w:w="2853"/>
+            <w:tcW w:type="dxa" w:w="1728"/>
           </w:tcPr>
           <w:p>
-            <w:pPr>
-              <w:spacing w:before="40" w:after="40"/>
-            </w:pPr>
-            <w:r/>
             <w:r>
-              <w:rPr>
-                <w:rFonts w:ascii="微软雅黑" w:hAnsi="微软雅黑" w:eastAsia="微软雅黑"/>
-                <w:b w:val="0"/>
-                <w:sz w:val="16"/>
-              </w:rPr>
               <w:t>请求被拒绝，且不泄露他人预约详情</w:t>
             </w:r>
           </w:p>
         </w:tc>
       </w:tr>
       <w:tr>
-        <w:trPr>
-          <w:cantSplit/>
-        </w:trPr>
         <w:tc>
           <w:tcPr>
-            <w:tcW w:type="dxa" w:w="439"/>
+            <w:tcW w:type="dxa" w:w="1728"/>
           </w:tcPr>
           <w:p>
-            <w:pPr>
-              <w:spacing w:before="40" w:after="40"/>
-            </w:pPr>
-            <w:r/>
             <w:r>
-              <w:rPr>
-                <w:rFonts w:ascii="微软雅黑" w:hAnsi="微软雅黑" w:eastAsia="微软雅黑"/>
-                <w:b w:val="0"/>
-                <w:sz w:val="16"/>
-              </w:rPr>
               <w:t>NFR-05</w:t>
             </w:r>
           </w:p>
         </w:tc>
         <w:tc>
           <w:tcPr>
-            <w:tcW w:type="dxa" w:w="439"/>
+            <w:tcW w:type="dxa" w:w="1728"/>
           </w:tcPr>
           <w:p>
-            <w:pPr>
-              <w:spacing w:before="40" w:after="40"/>
-            </w:pPr>
-            <w:r/>
             <w:r>
-              <w:rPr>
-                <w:rFonts w:ascii="微软雅黑" w:hAnsi="微软雅黑" w:eastAsia="微软雅黑"/>
-                <w:b w:val="0"/>
-                <w:sz w:val="16"/>
-              </w:rPr>
               <w:t>数据一致性</w:t>
             </w:r>
           </w:p>
         </w:tc>
         <w:tc>
           <w:tcPr>
-            <w:tcW w:type="dxa" w:w="2414"/>
+            <w:tcW w:type="dxa" w:w="1728"/>
           </w:tcPr>
           <w:p>
-            <w:pPr>
-              <w:spacing w:before="40" w:after="40"/>
-            </w:pPr>
-            <w:r/>
             <w:r>
-              <w:rPr>
-                <w:rFonts w:ascii="微软雅黑" w:hAnsi="微软雅黑" w:eastAsia="微软雅黑"/>
-                <w:b w:val="0"/>
-                <w:sz w:val="16"/>
-              </w:rPr>
               <w:t>预约状态、时段占用、审核日志三者保持一致</w:t>
             </w:r>
           </w:p>
         </w:tc>
         <w:tc>
           <w:tcPr>
-            <w:tcW w:type="dxa" w:w="2926"/>
+            <w:tcW w:type="dxa" w:w="1728"/>
           </w:tcPr>
           <w:p>
-            <w:pPr>
-              <w:spacing w:before="40" w:after="40"/>
-            </w:pPr>
-            <w:r/>
             <w:r>
-              <w:rPr>
-                <w:rFonts w:ascii="微软雅黑" w:hAnsi="微软雅黑" w:eastAsia="微软雅黑"/>
-                <w:b w:val="0"/>
-                <w:sz w:val="16"/>
-              </w:rPr>
               <w:t>抽查 10 条已审核记录，分别比对预约状态、对应时段是否被占用、审核日志内容</w:t>
             </w:r>
           </w:p>
         </w:tc>
         <w:tc>
           <w:tcPr>
-            <w:tcW w:type="dxa" w:w="2853"/>
+            <w:tcW w:type="dxa" w:w="1728"/>
           </w:tcPr>
           <w:p>
-            <w:pPr>
-              <w:spacing w:before="40" w:after="40"/>
-            </w:pPr>
-            <w:r/>
             <w:r>
-              <w:rPr>
-                <w:rFonts w:ascii="微软雅黑" w:hAnsi="微软雅黑" w:eastAsia="微软雅黑"/>
-                <w:b w:val="0"/>
-                <w:sz w:val="16"/>
-              </w:rPr>
               <w:t>三者一致；不存在“已驳回仍占用时段”或“已取消仍有审核日志缺失”的情况</w:t>
             </w:r>
           </w:p>
         </w:tc>
       </w:tr>
       <w:tr>
-        <w:trPr>
-          <w:cantSplit/>
-        </w:trPr>
         <w:tc>
           <w:tcPr>
-            <w:tcW w:type="dxa" w:w="439"/>
+            <w:tcW w:type="dxa" w:w="1728"/>
           </w:tcPr>
           <w:p>
-            <w:pPr>
-              <w:spacing w:before="40" w:after="40"/>
-            </w:pPr>
-            <w:r/>
             <w:r>
-              <w:rPr>
-                <w:rFonts w:ascii="微软雅黑" w:hAnsi="微软雅黑" w:eastAsia="微软雅黑"/>
-                <w:b w:val="0"/>
-                <w:sz w:val="16"/>
-              </w:rPr>
               <w:t>NFR-06</w:t>
             </w:r>
           </w:p>
         </w:tc>
         <w:tc>
           <w:tcPr>
-            <w:tcW w:type="dxa" w:w="439"/>
+            <w:tcW w:type="dxa" w:w="1728"/>
           </w:tcPr>
           <w:p>
-            <w:pPr>
-              <w:spacing w:before="40" w:after="40"/>
-            </w:pPr>
-            <w:r/>
             <w:r>
-              <w:rPr>
-                <w:rFonts w:ascii="微软雅黑" w:hAnsi="微软雅黑" w:eastAsia="微软雅黑"/>
-                <w:b w:val="0"/>
-                <w:sz w:val="16"/>
-              </w:rPr>
               <w:t>可用性</w:t>
             </w:r>
           </w:p>
         </w:tc>
         <w:tc>
           <w:tcPr>
-            <w:tcW w:type="dxa" w:w="2414"/>
+            <w:tcW w:type="dxa" w:w="1728"/>
           </w:tcPr>
           <w:p>
-            <w:pPr>
-              <w:spacing w:before="40" w:after="40"/>
-            </w:pPr>
-            <w:r/>
             <w:r>
-              <w:rPr>
-                <w:rFonts w:ascii="微软雅黑" w:hAnsi="微软雅黑" w:eastAsia="微软雅黑"/>
-                <w:b w:val="0"/>
-                <w:sz w:val="16"/>
-              </w:rPr>
               <w:t>关键操作反馈明确，破坏性操作必须二次确认</w:t>
             </w:r>
           </w:p>
         </w:tc>
         <w:tc>
           <w:tcPr>
-            <w:tcW w:type="dxa" w:w="2926"/>
+            <w:tcW w:type="dxa" w:w="1728"/>
           </w:tcPr>
           <w:p>
-            <w:pPr>
-              <w:spacing w:before="40" w:after="40"/>
-            </w:pPr>
-            <w:r/>
             <w:r>
-              <w:rPr>
-                <w:rFonts w:ascii="微软雅黑" w:hAnsi="微软雅黑" w:eastAsia="微软雅黑"/>
-                <w:b w:val="0"/>
-                <w:sz w:val="16"/>
-              </w:rPr>
               <w:t>按《03_用例清单.md》逐条走查提交、改期、取消、审核、强制取消</w:t>
             </w:r>
           </w:p>
         </w:tc>
         <w:tc>
           <w:tcPr>
-            <w:tcW w:type="dxa" w:w="2853"/>
+            <w:tcW w:type="dxa" w:w="1728"/>
           </w:tcPr>
           <w:p>
-            <w:pPr>
-              <w:spacing w:before="40" w:after="40"/>
-            </w:pPr>
-            <w:r/>
             <w:r>
-              <w:rPr>
-                <w:rFonts w:ascii="微软雅黑" w:hAnsi="微软雅黑" w:eastAsia="微软雅黑"/>
-                <w:b w:val="0"/>
-                <w:sz w:val="16"/>
-              </w:rPr>
               <w:t>成功与失败均有明确提示；取消、审核、强制取消均出现二次确认；放弃确认后状态不变</w:t>
             </w:r>
           </w:p>
         </w:tc>
       </w:tr>
       <w:tr>
-        <w:trPr>
-          <w:cantSplit/>
-        </w:trPr>
         <w:tc>
           <w:tcPr>
-            <w:tcW w:type="dxa" w:w="439"/>
+            <w:tcW w:type="dxa" w:w="1728"/>
           </w:tcPr>
           <w:p>
-            <w:pPr>
-              <w:spacing w:before="40" w:after="40"/>
-            </w:pPr>
-            <w:r/>
             <w:r>
-              <w:rPr>
-                <w:rFonts w:ascii="微软雅黑" w:hAnsi="微软雅黑" w:eastAsia="微软雅黑"/>
-                <w:b w:val="0"/>
-                <w:sz w:val="16"/>
-              </w:rPr>
               <w:t>NFR-07</w:t>
             </w:r>
           </w:p>
         </w:tc>
         <w:tc>
           <w:tcPr>
-            <w:tcW w:type="dxa" w:w="439"/>
+            <w:tcW w:type="dxa" w:w="1728"/>
           </w:tcPr>
           <w:p>
-            <w:pPr>
-              <w:spacing w:before="40" w:after="40"/>
-            </w:pPr>
-            <w:r/>
             <w:r>
-              <w:rPr>
-                <w:rFonts w:ascii="微软雅黑" w:hAnsi="微软雅黑" w:eastAsia="微软雅黑"/>
-                <w:b w:val="0"/>
-                <w:sz w:val="16"/>
-              </w:rPr>
               <w:t>可维护性</w:t>
             </w:r>
           </w:p>
         </w:tc>
         <w:tc>
           <w:tcPr>
-            <w:tcW w:type="dxa" w:w="2414"/>
+            <w:tcW w:type="dxa" w:w="1728"/>
           </w:tcPr>
           <w:p>
-            <w:pPr>
-              <w:spacing w:before="40" w:after="40"/>
-            </w:pPr>
-            <w:r/>
             <w:r>
-              <w:rPr>
-                <w:rFonts w:ascii="微软雅黑" w:hAnsi="微软雅黑" w:eastAsia="微软雅黑"/>
-                <w:b w:val="0"/>
-                <w:sz w:val="16"/>
-              </w:rPr>
               <w:t>冲突检测规则与审核状态机独立成模块，便于单独修改与测试</w:t>
             </w:r>
           </w:p>
         </w:tc>
         <w:tc>
           <w:tcPr>
-            <w:tcW w:type="dxa" w:w="2926"/>
+            <w:tcW w:type="dxa" w:w="1728"/>
           </w:tcPr>
           <w:p>
-            <w:pPr>
-              <w:spacing w:before="40" w:after="40"/>
-            </w:pPr>
-            <w:r/>
             <w:r>
-              <w:rPr>
-                <w:rFonts w:ascii="微软雅黑" w:hAnsi="微软雅黑" w:eastAsia="微软雅黑"/>
-                <w:b w:val="0"/>
-                <w:sz w:val="16"/>
-              </w:rPr>
               <w:t>代码走查确认模块边界；对冲突检测与状态流转执行单元测试</w:t>
             </w:r>
           </w:p>
         </w:tc>
         <w:tc>
           <w:tcPr>
-            <w:tcW w:type="dxa" w:w="2853"/>
+            <w:tcW w:type="dxa" w:w="1728"/>
           </w:tcPr>
           <w:p>
-            <w:pPr>
-              <w:spacing w:before="40" w:after="40"/>
-            </w:pPr>
-            <w:r/>
             <w:r>
-              <w:rPr>
-                <w:rFonts w:ascii="微软雅黑" w:hAnsi="微软雅黑" w:eastAsia="微软雅黑"/>
-                <w:b w:val="0"/>
-                <w:sz w:val="16"/>
-              </w:rPr>
               <w:t>冲突检测与状态流转有独立实现与测试；修改规则不影响其他模块</w:t>
             </w:r>
           </w:p>
         </w:tc>
       </w:tr>
       <w:tr>
-        <w:trPr>
-          <w:cantSplit/>
-        </w:trPr>
         <w:tc>
           <w:tcPr>
-            <w:tcW w:type="dxa" w:w="439"/>
+            <w:tcW w:type="dxa" w:w="1728"/>
           </w:tcPr>
           <w:p>
-            <w:pPr>
-              <w:spacing w:before="40" w:after="40"/>
-            </w:pPr>
-            <w:r/>
             <w:r>
-              <w:rPr>
-                <w:rFonts w:ascii="微软雅黑" w:hAnsi="微软雅黑" w:eastAsia="微软雅黑"/>
-                <w:b w:val="0"/>
-                <w:sz w:val="16"/>
-              </w:rPr>
               <w:t>NFR-08</w:t>
             </w:r>
           </w:p>
         </w:tc>
         <w:tc>
           <w:tcPr>
-            <w:tcW w:type="dxa" w:w="439"/>
+            <w:tcW w:type="dxa" w:w="1728"/>
           </w:tcPr>
           <w:p>
-            <w:pPr>
-              <w:spacing w:before="40" w:after="40"/>
-            </w:pPr>
-            <w:r/>
             <w:r>
-              <w:rPr>
-                <w:rFonts w:ascii="微软雅黑" w:hAnsi="微软雅黑" w:eastAsia="微软雅黑"/>
-                <w:b w:val="0"/>
-                <w:sz w:val="16"/>
-              </w:rPr>
               <w:t>兼容性</w:t>
             </w:r>
           </w:p>
         </w:tc>
         <w:tc>
           <w:tcPr>
-            <w:tcW w:type="dxa" w:w="2414"/>
+            <w:tcW w:type="dxa" w:w="1728"/>
           </w:tcPr>
           <w:p>
-            <w:pPr>
-              <w:spacing w:before="40" w:after="40"/>
-            </w:pPr>
-            <w:r/>
             <w:r>
-              <w:rPr>
-                <w:rFonts w:ascii="微软雅黑" w:hAnsi="微软雅黑" w:eastAsia="微软雅黑"/>
-                <w:b w:val="0"/>
-                <w:sz w:val="16"/>
-              </w:rPr>
               <w:t>主流浏览器可正常使用，常见笔记本分辨率下布局不溢出</w:t>
             </w:r>
           </w:p>
         </w:tc>
         <w:tc>
           <w:tcPr>
-            <w:tcW w:type="dxa" w:w="2926"/>
+            <w:tcW w:type="dxa" w:w="1728"/>
           </w:tcPr>
           <w:p>
-            <w:pPr>
-              <w:spacing w:before="40" w:after="40"/>
-            </w:pPr>
-            <w:r/>
             <w:r>
-              <w:rPr>
-                <w:rFonts w:ascii="微软雅黑" w:hAnsi="微软雅黑" w:eastAsia="微软雅黑"/>
-                <w:b w:val="0"/>
-                <w:sz w:val="16"/>
-              </w:rPr>
               <w:t>在 Chrome、Edge 最新版中分别完成一次预约与一次审核；在 1366×768 分辨率下检查页面</w:t>
             </w:r>
           </w:p>
         </w:tc>
         <w:tc>
           <w:tcPr>
-            <w:tcW w:type="dxa" w:w="2853"/>
+            <w:tcW w:type="dxa" w:w="1728"/>
           </w:tcPr>
           <w:p>
-            <w:pPr>
-              <w:spacing w:before="40" w:after="40"/>
-            </w:pPr>
-            <w:r/>
             <w:r>
-              <w:rPr>
-                <w:rFonts w:ascii="微软雅黑" w:hAnsi="微软雅黑" w:eastAsia="微软雅黑"/>
-                <w:b w:val="0"/>
-                <w:sz w:val="16"/>
-              </w:rPr>
               <w:t>功能可用，关键按钮与表单不被遮挡，无横向溢出</w:t>
             </w:r>
           </w:p>
         </w:tc>
       </w:tr>
       <w:tr>
-        <w:trPr>
-          <w:cantSplit/>
-        </w:trPr>
         <w:tc>
           <w:tcPr>
-            <w:tcW w:type="dxa" w:w="439"/>
+            <w:tcW w:type="dxa" w:w="1728"/>
           </w:tcPr>
           <w:p>
-            <w:pPr>
-              <w:spacing w:before="40" w:after="40"/>
-            </w:pPr>
-            <w:r/>
             <w:r>
-              <w:rPr>
-                <w:rFonts w:ascii="微软雅黑" w:hAnsi="微软雅黑" w:eastAsia="微软雅黑"/>
-                <w:b w:val="0"/>
-                <w:sz w:val="16"/>
-              </w:rPr>
               <w:t>NFR-09</w:t>
             </w:r>
           </w:p>
         </w:tc>
         <w:tc>
           <w:tcPr>
-            <w:tcW w:type="dxa" w:w="439"/>
+            <w:tcW w:type="dxa" w:w="1728"/>
           </w:tcPr>
           <w:p>
-            <w:pPr>
-              <w:spacing w:before="40" w:after="40"/>
-            </w:pPr>
-            <w:r/>
             <w:r>
-              <w:rPr>
-                <w:rFonts w:ascii="微软雅黑" w:hAnsi="微软雅黑" w:eastAsia="微软雅黑"/>
-                <w:b w:val="0"/>
-                <w:sz w:val="16"/>
-              </w:rPr>
               <w:t>可部署性</w:t>
             </w:r>
           </w:p>
         </w:tc>
         <w:tc>
           <w:tcPr>
-            <w:tcW w:type="dxa" w:w="2414"/>
+            <w:tcW w:type="dxa" w:w="1728"/>
           </w:tcPr>
           <w:p>
-            <w:pPr>
-              <w:spacing w:before="40" w:after="40"/>
-            </w:pPr>
-            <w:r/>
             <w:r>
-              <w:rPr>
-                <w:rFonts w:ascii="微软雅黑" w:hAnsi="微软雅黑" w:eastAsia="微软雅黑"/>
-                <w:b w:val="0"/>
-                <w:sz w:val="16"/>
-              </w:rPr>
               <w:t>按 README 步骤可从零部署并启动演示</w:t>
             </w:r>
           </w:p>
         </w:tc>
         <w:tc>
           <w:tcPr>
-            <w:tcW w:type="dxa" w:w="2926"/>
+            <w:tcW w:type="dxa" w:w="1728"/>
           </w:tcPr>
           <w:p>
-            <w:pPr>
-              <w:spacing w:before="40" w:after="40"/>
-            </w:pPr>
-            <w:r/>
             <w:r>
-              <w:rPr>
-                <w:rFonts w:ascii="微软雅黑" w:hAnsi="微软雅黑" w:eastAsia="微软雅黑"/>
-                <w:b w:val="0"/>
-                <w:sz w:val="16"/>
-              </w:rPr>
               <w:t>在干净环境按 README 依次安装依赖、初始化数据库、启动前后端</w:t>
             </w:r>
           </w:p>
         </w:tc>
         <w:tc>
           <w:tcPr>
-            <w:tcW w:type="dxa" w:w="2853"/>
+            <w:tcW w:type="dxa" w:w="1728"/>
           </w:tcPr>
           <w:p>
-            <w:pPr>
-              <w:spacing w:before="40" w:after="40"/>
-            </w:pPr>
-            <w:r/>
             <w:r>
-              <w:rPr>
-                <w:rFonts w:ascii="微软雅黑" w:hAnsi="微软雅黑" w:eastAsia="微软雅黑"/>
-                <w:b w:val="0"/>
-                <w:sz w:val="16"/>
-              </w:rPr>
               <w:t>系统可启动，普通用户与管理员均可完成一次完整闭环操作</w:t>
             </w:r>
           </w:p>
@@ -1063,12 +697,7 @@
     </w:tbl>
     <w:p>
       <w:pPr>
-        <w:spacing w:after="40"/>
-      </w:pPr>
-    </w:p>
-    <w:p>
-      <w:pPr>
-        <w:pStyle w:val="Heading1"/>
+        <w:pStyle w:val="Heading2"/>
       </w:pPr>
       <w:r>
         <w:t>二、验证安排</w:t>
@@ -1076,278 +705,138 @@
     </w:p>
     <w:tbl>
       <w:tblPr>
-        <w:tblStyle w:val="TableGrid"/>
+        <w:tblStyle w:val="LightGrid-Accent1"/>
         <w:tblW w:type="auto" w:w="0"/>
-        <w:jc w:val="center"/>
-        <w:tblLayout w:type="fixed"/>
         <w:tblLook w:firstColumn="1" w:firstRow="1" w:lastColumn="0" w:lastRow="0" w:noHBand="0" w:noVBand="1" w:val="04A0"/>
-        <w:tblBorders>
-          <w:top w:val="single" w:sz="6" w:color="D9D9D9"/>
-          <w:left w:val="single" w:sz="6" w:color="D9D9D9"/>
-          <w:bottom w:val="single" w:sz="6" w:color="D9D9D9"/>
-          <w:right w:val="single" w:sz="6" w:color="D9D9D9"/>
-          <w:insideH w:val="single" w:sz="6" w:color="D9D9D9"/>
-          <w:insideV w:val="single" w:sz="6" w:color="D9D9D9"/>
-        </w:tblBorders>
-        <w:tblCellMar>
-          <w:top w:w="90" w:type="dxa"/>
-          <w:left w:w="90" w:type="dxa"/>
-          <w:bottom w:w="90" w:type="dxa"/>
-          <w:right w:w="90" w:type="dxa"/>
-        </w:tblCellMar>
       </w:tblPr>
       <w:tblGrid>
-        <w:gridCol w:w="3120"/>
-        <w:gridCol w:w="3120"/>
-        <w:gridCol w:w="3120"/>
+        <w:gridCol w:w="2880"/>
+        <w:gridCol w:w="2880"/>
+        <w:gridCol w:w="2880"/>
       </w:tblGrid>
       <w:tr>
-        <w:trPr>
-          <w:cantSplit/>
-          <w:tblHeader w:val="true"/>
-        </w:trPr>
         <w:tc>
           <w:tcPr>
-            <w:tcW w:type="dxa" w:w="767"/>
-            <w:shd w:val="clear" w:fill="DEEAF6"/>
+            <w:tcW w:type="dxa" w:w="2880"/>
           </w:tcPr>
           <w:p>
-            <w:pPr>
-              <w:spacing w:before="40" w:after="40"/>
-            </w:pPr>
-            <w:r/>
             <w:r>
-              <w:rPr>
-                <w:rFonts w:ascii="微软雅黑" w:hAnsi="微软雅黑" w:eastAsia="微软雅黑"/>
-                <w:b/>
-                <w:sz w:val="18"/>
-              </w:rPr>
               <w:t>阶段</w:t>
             </w:r>
           </w:p>
         </w:tc>
         <w:tc>
           <w:tcPr>
-            <w:tcW w:type="dxa" w:w="3450"/>
-            <w:shd w:val="clear" w:fill="DEEAF6"/>
+            <w:tcW w:type="dxa" w:w="2880"/>
           </w:tcPr>
           <w:p>
-            <w:pPr>
-              <w:spacing w:before="40" w:after="40"/>
-            </w:pPr>
-            <w:r/>
             <w:r>
-              <w:rPr>
-                <w:rFonts w:ascii="微软雅黑" w:hAnsi="微软雅黑" w:eastAsia="微软雅黑"/>
-                <w:b/>
-                <w:sz w:val="18"/>
-              </w:rPr>
               <w:t>覆盖需求</w:t>
             </w:r>
           </w:p>
         </w:tc>
         <w:tc>
           <w:tcPr>
-            <w:tcW w:type="dxa" w:w="4855"/>
-            <w:shd w:val="clear" w:fill="DEEAF6"/>
+            <w:tcW w:type="dxa" w:w="2880"/>
           </w:tcPr>
           <w:p>
-            <w:pPr>
-              <w:spacing w:before="40" w:after="40"/>
-            </w:pPr>
-            <w:r/>
             <w:r>
-              <w:rPr>
-                <w:rFonts w:ascii="微软雅黑" w:hAnsi="微软雅黑" w:eastAsia="微软雅黑"/>
-                <w:b/>
-                <w:sz w:val="18"/>
-              </w:rPr>
               <w:t>说明</w:t>
             </w:r>
           </w:p>
         </w:tc>
       </w:tr>
       <w:tr>
-        <w:trPr>
-          <w:cantSplit/>
-        </w:trPr>
         <w:tc>
           <w:tcPr>
-            <w:tcW w:type="dxa" w:w="767"/>
+            <w:tcW w:type="dxa" w:w="2880"/>
           </w:tcPr>
           <w:p>
-            <w:pPr>
-              <w:spacing w:before="40" w:after="40"/>
-            </w:pPr>
-            <w:r/>
             <w:r>
-              <w:rPr>
-                <w:rFonts w:ascii="微软雅黑" w:hAnsi="微软雅黑" w:eastAsia="微软雅黑"/>
-                <w:b w:val="0"/>
-                <w:sz w:val="18"/>
-              </w:rPr>
               <w:t>开发自测</w:t>
             </w:r>
           </w:p>
         </w:tc>
         <w:tc>
           <w:tcPr>
-            <w:tcW w:type="dxa" w:w="3450"/>
+            <w:tcW w:type="dxa" w:w="2880"/>
           </w:tcPr>
           <w:p>
-            <w:pPr>
-              <w:spacing w:before="40" w:after="40"/>
-            </w:pPr>
-            <w:r/>
             <w:r>
-              <w:rPr>
-                <w:rFonts w:ascii="微软雅黑" w:hAnsi="微软雅黑" w:eastAsia="微软雅黑"/>
-                <w:b w:val="0"/>
-                <w:sz w:val="18"/>
-              </w:rPr>
               <w:t>NFR-01、NFR-02、NFR-04、NFR-06</w:t>
             </w:r>
           </w:p>
         </w:tc>
         <w:tc>
           <w:tcPr>
-            <w:tcW w:type="dxa" w:w="4855"/>
+            <w:tcW w:type="dxa" w:w="2880"/>
           </w:tcPr>
           <w:p>
-            <w:pPr>
-              <w:spacing w:before="40" w:after="40"/>
-            </w:pPr>
-            <w:r/>
             <w:r>
-              <w:rPr>
-                <w:rFonts w:ascii="微软雅黑" w:hAnsi="微软雅黑" w:eastAsia="微软雅黑"/>
-                <w:b w:val="0"/>
-                <w:sz w:val="18"/>
-              </w:rPr>
               <w:t>由功能负责人在本地执行，留存记录</w:t>
             </w:r>
           </w:p>
         </w:tc>
       </w:tr>
       <w:tr>
-        <w:trPr>
-          <w:cantSplit/>
-        </w:trPr>
         <w:tc>
           <w:tcPr>
-            <w:tcW w:type="dxa" w:w="767"/>
+            <w:tcW w:type="dxa" w:w="2880"/>
           </w:tcPr>
           <w:p>
-            <w:pPr>
-              <w:spacing w:before="40" w:after="40"/>
-            </w:pPr>
-            <w:r/>
             <w:r>
-              <w:rPr>
-                <w:rFonts w:ascii="微软雅黑" w:hAnsi="微软雅黑" w:eastAsia="微软雅黑"/>
-                <w:b w:val="0"/>
-                <w:sz w:val="18"/>
-              </w:rPr>
               <w:t>联调验证</w:t>
             </w:r>
           </w:p>
         </w:tc>
         <w:tc>
           <w:tcPr>
-            <w:tcW w:type="dxa" w:w="3450"/>
+            <w:tcW w:type="dxa" w:w="2880"/>
           </w:tcPr>
           <w:p>
-            <w:pPr>
-              <w:spacing w:before="40" w:after="40"/>
-            </w:pPr>
-            <w:r/>
             <w:r>
-              <w:rPr>
-                <w:rFonts w:ascii="微软雅黑" w:hAnsi="微软雅黑" w:eastAsia="微软雅黑"/>
-                <w:b w:val="0"/>
-                <w:sz w:val="18"/>
-              </w:rPr>
               <w:t>NFR-03、NFR-05、NFR-08</w:t>
             </w:r>
           </w:p>
         </w:tc>
         <w:tc>
           <w:tcPr>
-            <w:tcW w:type="dxa" w:w="4855"/>
+            <w:tcW w:type="dxa" w:w="2880"/>
           </w:tcPr>
           <w:p>
-            <w:pPr>
-              <w:spacing w:before="40" w:after="40"/>
-            </w:pPr>
-            <w:r/>
             <w:r>
-              <w:rPr>
-                <w:rFonts w:ascii="微软雅黑" w:hAnsi="微软雅黑" w:eastAsia="微软雅黑"/>
-                <w:b w:val="0"/>
-                <w:sz w:val="18"/>
-              </w:rPr>
               <w:t>前后端联调后由测试与文档负责人执行</w:t>
             </w:r>
           </w:p>
         </w:tc>
       </w:tr>
       <w:tr>
-        <w:trPr>
-          <w:cantSplit/>
-        </w:trPr>
         <w:tc>
           <w:tcPr>
-            <w:tcW w:type="dxa" w:w="767"/>
+            <w:tcW w:type="dxa" w:w="2880"/>
           </w:tcPr>
           <w:p>
-            <w:pPr>
-              <w:spacing w:before="40" w:after="40"/>
-            </w:pPr>
-            <w:r/>
             <w:r>
-              <w:rPr>
-                <w:rFonts w:ascii="微软雅黑" w:hAnsi="微软雅黑" w:eastAsia="微软雅黑"/>
-                <w:b w:val="0"/>
-                <w:sz w:val="18"/>
-              </w:rPr>
               <w:t>部署验证</w:t>
             </w:r>
           </w:p>
         </w:tc>
         <w:tc>
           <w:tcPr>
-            <w:tcW w:type="dxa" w:w="3450"/>
+            <w:tcW w:type="dxa" w:w="2880"/>
           </w:tcPr>
           <w:p>
-            <w:pPr>
-              <w:spacing w:before="40" w:after="40"/>
-            </w:pPr>
-            <w:r/>
             <w:r>
-              <w:rPr>
-                <w:rFonts w:ascii="微软雅黑" w:hAnsi="微软雅黑" w:eastAsia="微软雅黑"/>
-                <w:b w:val="0"/>
-                <w:sz w:val="18"/>
-              </w:rPr>
               <w:t>NFR-07、NFR-09</w:t>
             </w:r>
           </w:p>
         </w:tc>
         <w:tc>
           <w:tcPr>
-            <w:tcW w:type="dxa" w:w="4855"/>
+            <w:tcW w:type="dxa" w:w="2880"/>
           </w:tcPr>
           <w:p>
-            <w:pPr>
-              <w:spacing w:before="40" w:after="40"/>
-            </w:pPr>
-            <w:r/>
             <w:r>
-              <w:rPr>
-                <w:rFonts w:ascii="微软雅黑" w:hAnsi="微软雅黑" w:eastAsia="微软雅黑"/>
-                <w:b w:val="0"/>
-                <w:sz w:val="18"/>
-              </w:rPr>
               <w:t>按 README 从零部署一次，作为第 12 条“系统能够启动和演示”的证据</w:t>
             </w:r>
           </w:p>
@@ -1356,12 +845,7 @@
     </w:tbl>
     <w:p>
       <w:pPr>
-        <w:spacing w:after="40"/>
-      </w:pPr>
-    </w:p>
-    <w:p>
-      <w:pPr>
-        <w:pStyle w:val="Heading1"/>
+        <w:pStyle w:val="Heading2"/>
       </w:pPr>
       <w:r>
         <w:t>三、与第 2 周问题的对应</w:t>
@@ -1369,257 +853,128 @@
     </w:p>
     <w:tbl>
       <w:tblPr>
-        <w:tblStyle w:val="TableGrid"/>
+        <w:tblStyle w:val="LightGrid-Accent1"/>
         <w:tblW w:type="auto" w:w="0"/>
-        <w:jc w:val="center"/>
-        <w:tblLayout w:type="fixed"/>
         <w:tblLook w:firstColumn="1" w:firstRow="1" w:lastColumn="0" w:lastRow="0" w:noHBand="0" w:noVBand="1" w:val="04A0"/>
-        <w:tblBorders>
-          <w:top w:val="single" w:sz="6" w:color="D9D9D9"/>
-          <w:left w:val="single" w:sz="6" w:color="D9D9D9"/>
-          <w:bottom w:val="single" w:sz="6" w:color="D9D9D9"/>
-          <w:right w:val="single" w:sz="6" w:color="D9D9D9"/>
-          <w:insideH w:val="single" w:sz="6" w:color="D9D9D9"/>
-          <w:insideV w:val="single" w:sz="6" w:color="D9D9D9"/>
-        </w:tblBorders>
-        <w:tblCellMar>
-          <w:top w:w="90" w:type="dxa"/>
-          <w:left w:w="90" w:type="dxa"/>
-          <w:bottom w:w="90" w:type="dxa"/>
-          <w:right w:w="90" w:type="dxa"/>
-        </w:tblCellMar>
       </w:tblPr>
       <w:tblGrid>
-        <w:gridCol w:w="4680"/>
-        <w:gridCol w:w="4680"/>
+        <w:gridCol w:w="4320"/>
+        <w:gridCol w:w="4320"/>
       </w:tblGrid>
       <w:tr>
-        <w:trPr>
-          <w:cantSplit/>
-          <w:tblHeader w:val="true"/>
-        </w:trPr>
         <w:tc>
           <w:tcPr>
-            <w:tcW w:type="dxa" w:w="4536"/>
-            <w:shd w:val="clear" w:fill="DEEAF6"/>
+            <w:tcW w:type="dxa" w:w="4320"/>
           </w:tcPr>
           <w:p>
-            <w:pPr>
-              <w:spacing w:before="40" w:after="40"/>
-            </w:pPr>
-            <w:r/>
             <w:r>
-              <w:rPr>
-                <w:rFonts w:ascii="微软雅黑" w:hAnsi="微软雅黑" w:eastAsia="微软雅黑"/>
-                <w:b/>
-                <w:sz w:val="18"/>
-              </w:rPr>
               <w:t>第 2 周问题</w:t>
             </w:r>
           </w:p>
         </w:tc>
         <w:tc>
           <w:tcPr>
-            <w:tcW w:type="dxa" w:w="4536"/>
-            <w:shd w:val="clear" w:fill="DEEAF6"/>
+            <w:tcW w:type="dxa" w:w="4320"/>
           </w:tcPr>
           <w:p>
-            <w:pPr>
-              <w:spacing w:before="40" w:after="40"/>
-            </w:pPr>
-            <w:r/>
             <w:r>
-              <w:rPr>
-                <w:rFonts w:ascii="微软雅黑" w:hAnsi="微软雅黑" w:eastAsia="微软雅黑"/>
-                <w:b/>
-                <w:sz w:val="18"/>
-              </w:rPr>
               <w:t>对应非功能需求</w:t>
             </w:r>
           </w:p>
         </w:tc>
       </w:tr>
       <w:tr>
-        <w:trPr>
-          <w:cantSplit/>
-        </w:trPr>
         <w:tc>
           <w:tcPr>
-            <w:tcW w:type="dxa" w:w="4536"/>
+            <w:tcW w:type="dxa" w:w="4320"/>
           </w:tcPr>
           <w:p>
-            <w:pPr>
-              <w:spacing w:before="40" w:after="40"/>
-            </w:pPr>
-            <w:r/>
             <w:r>
-              <w:rPr>
-                <w:rFonts w:ascii="微软雅黑" w:hAnsi="微软雅黑" w:eastAsia="微软雅黑"/>
-                <w:b w:val="0"/>
-                <w:sz w:val="18"/>
-              </w:rPr>
               <w:t>P05、P07 审核误操作与功能分区不清</w:t>
             </w:r>
           </w:p>
         </w:tc>
         <w:tc>
           <w:tcPr>
-            <w:tcW w:type="dxa" w:w="4536"/>
+            <w:tcW w:type="dxa" w:w="4320"/>
           </w:tcPr>
           <w:p>
-            <w:pPr>
-              <w:spacing w:before="40" w:after="40"/>
-            </w:pPr>
-            <w:r/>
             <w:r>
-              <w:rPr>
-                <w:rFonts w:ascii="微软雅黑" w:hAnsi="微软雅黑" w:eastAsia="微软雅黑"/>
-                <w:b w:val="0"/>
-                <w:sz w:val="18"/>
-              </w:rPr>
               <w:t>NFR-06</w:t>
             </w:r>
           </w:p>
         </w:tc>
       </w:tr>
       <w:tr>
-        <w:trPr>
-          <w:cantSplit/>
-        </w:trPr>
         <w:tc>
           <w:tcPr>
-            <w:tcW w:type="dxa" w:w="4536"/>
+            <w:tcW w:type="dxa" w:w="4320"/>
           </w:tcPr>
           <w:p>
-            <w:pPr>
-              <w:spacing w:before="40" w:after="40"/>
-            </w:pPr>
-            <w:r/>
             <w:r>
-              <w:rPr>
-                <w:rFonts w:ascii="微软雅黑" w:hAnsi="微软雅黑" w:eastAsia="微软雅黑"/>
-                <w:b w:val="0"/>
-                <w:sz w:val="18"/>
-              </w:rPr>
               <w:t>P06 缺少审核日志、无法追溯</w:t>
             </w:r>
           </w:p>
         </w:tc>
         <w:tc>
           <w:tcPr>
-            <w:tcW w:type="dxa" w:w="4536"/>
+            <w:tcW w:type="dxa" w:w="4320"/>
           </w:tcPr>
           <w:p>
-            <w:pPr>
-              <w:spacing w:before="40" w:after="40"/>
-            </w:pPr>
-            <w:r/>
             <w:r>
-              <w:rPr>
-                <w:rFonts w:ascii="微软雅黑" w:hAnsi="微软雅黑" w:eastAsia="微软雅黑"/>
-                <w:b w:val="0"/>
-                <w:sz w:val="18"/>
-              </w:rPr>
               <w:t>NFR-05、NFR-06</w:t>
             </w:r>
           </w:p>
         </w:tc>
       </w:tr>
       <w:tr>
-        <w:trPr>
-          <w:cantSplit/>
-        </w:trPr>
         <w:tc>
           <w:tcPr>
-            <w:tcW w:type="dxa" w:w="4536"/>
+            <w:tcW w:type="dxa" w:w="4320"/>
           </w:tcPr>
           <w:p>
-            <w:pPr>
-              <w:spacing w:before="40" w:after="40"/>
-            </w:pPr>
-            <w:r/>
             <w:r>
-              <w:rPr>
-                <w:rFonts w:ascii="微软雅黑" w:hAnsi="微软雅黑" w:eastAsia="微软雅黑"/>
-                <w:b w:val="0"/>
-                <w:sz w:val="18"/>
-              </w:rPr>
               <w:t>第 2 周走查中“编辑用户和会议室没有提示/验证”</w:t>
             </w:r>
           </w:p>
         </w:tc>
         <w:tc>
           <w:tcPr>
-            <w:tcW w:type="dxa" w:w="4536"/>
+            <w:tcW w:type="dxa" w:w="4320"/>
           </w:tcPr>
           <w:p>
-            <w:pPr>
-              <w:spacing w:before="40" w:after="40"/>
-            </w:pPr>
-            <w:r/>
             <w:r>
-              <w:rPr>
-                <w:rFonts w:ascii="微软雅黑" w:hAnsi="微软雅黑" w:eastAsia="微软雅黑"/>
-                <w:b w:val="0"/>
-                <w:sz w:val="18"/>
-              </w:rPr>
               <w:t>NFR-06</w:t>
             </w:r>
           </w:p>
         </w:tc>
       </w:tr>
       <w:tr>
-        <w:trPr>
-          <w:cantSplit/>
-        </w:trPr>
         <w:tc>
           <w:tcPr>
-            <w:tcW w:type="dxa" w:w="4536"/>
+            <w:tcW w:type="dxa" w:w="4320"/>
           </w:tcPr>
           <w:p>
-            <w:pPr>
-              <w:spacing w:before="40" w:after="40"/>
-            </w:pPr>
-            <w:r/>
             <w:r>
-              <w:rPr>
-                <w:rFonts w:ascii="微软雅黑" w:hAnsi="微软雅黑" w:eastAsia="微软雅黑"/>
-                <w:b w:val="0"/>
-                <w:sz w:val="18"/>
-              </w:rPr>
               <w:t>第 1 周调研中系统维护者关注的部署、稳定性、可维护性</w:t>
             </w:r>
           </w:p>
         </w:tc>
         <w:tc>
           <w:tcPr>
-            <w:tcW w:type="dxa" w:w="4536"/>
+            <w:tcW w:type="dxa" w:w="4320"/>
           </w:tcPr>
           <w:p>
-            <w:pPr>
-              <w:spacing w:before="40" w:after="40"/>
-            </w:pPr>
-            <w:r/>
             <w:r>
-              <w:rPr>
-                <w:rFonts w:ascii="微软雅黑" w:hAnsi="微软雅黑" w:eastAsia="微软雅黑"/>
-                <w:b w:val="0"/>
-                <w:sz w:val="18"/>
-              </w:rPr>
               <w:t>NFR-01、NFR-03、NFR-07、NFR-09</w:t>
             </w:r>
           </w:p>
         </w:tc>
       </w:tr>
     </w:tbl>
-    <w:p>
-      <w:pPr>
-        <w:spacing w:after="40"/>
-      </w:pPr>
-    </w:p>
     <w:sectPr>
       <w:pgSz w:w="12240" w:h="15840"/>
-      <w:pgMar w:top="1296" w:right="1440" w:bottom="1296" w:left="1440" w:header="720" w:footer="720" w:gutter="0"/>
+      <w:pgMar w:top="1440" w:right="1800" w:bottom="1440" w:left="1800" w:header="720" w:footer="720" w:gutter="0"/>
       <w:cols w:space="720"/>
       <w:docGrid w:linePitch="360"/>
     </w:sectPr>
@@ -1990,13 +1345,6 @@
     <w:name w:val="Normal"/>
     <w:qFormat/>
     <w:rsid w:val="00FC693F"/>
-    <w:pPr>
-      <w:spacing w:line="336" w:lineRule="auto" w:after="120"/>
-    </w:pPr>
-    <w:rPr>
-      <w:rFonts w:ascii="微软雅黑" w:hAnsi="微软雅黑" w:eastAsia="微软雅黑"/>
-      <w:sz w:val="21"/>
-    </w:rPr>
   </w:style>
   <w:style w:type="paragraph" w:styleId="Header">
     <w:name w:val="header"/>
@@ -2057,10 +1405,10 @@
       <w:outlineLvl w:val="0"/>
     </w:pPr>
     <w:rPr>
-      <w:rFonts w:asciiTheme="majorHAnsi" w:eastAsiaTheme="majorEastAsia" w:hAnsiTheme="majorHAnsi" w:cstheme="majorBidi" w:ascii="微软雅黑" w:hAnsi="微软雅黑" w:eastAsia="微软雅黑"/>
+      <w:rFonts w:asciiTheme="majorHAnsi" w:eastAsiaTheme="majorEastAsia" w:hAnsiTheme="majorHAnsi" w:cstheme="majorBidi"/>
       <w:b/>
       <w:bCs/>
-      <w:color w:val="000000"/>
+      <w:color w:val="365F91" w:themeColor="accent1" w:themeShade="BF"/>
       <w:sz w:val="28"/>
       <w:szCs w:val="28"/>
     </w:rPr>
@@ -2081,11 +1429,11 @@
       <w:outlineLvl w:val="1"/>
     </w:pPr>
     <w:rPr>
-      <w:rFonts w:asciiTheme="majorHAnsi" w:eastAsiaTheme="majorEastAsia" w:hAnsiTheme="majorHAnsi" w:cstheme="majorBidi" w:ascii="微软雅黑" w:hAnsi="微软雅黑" w:eastAsia="微软雅黑"/>
+      <w:rFonts w:asciiTheme="majorHAnsi" w:eastAsiaTheme="majorEastAsia" w:hAnsiTheme="majorHAnsi" w:cstheme="majorBidi"/>
       <w:b/>
       <w:bCs/>
-      <w:color w:val="000000"/>
-      <w:sz w:val="24"/>
+      <w:color w:val="4F81BD" w:themeColor="accent1"/>
+      <w:sz w:val="26"/>
       <w:szCs w:val="26"/>
     </w:rPr>
   </w:style>
@@ -2105,11 +1453,10 @@
       <w:outlineLvl w:val="2"/>
     </w:pPr>
     <w:rPr>
-      <w:rFonts w:asciiTheme="majorHAnsi" w:eastAsiaTheme="majorEastAsia" w:hAnsiTheme="majorHAnsi" w:cstheme="majorBidi" w:ascii="微软雅黑" w:hAnsi="微软雅黑" w:eastAsia="微软雅黑"/>
+      <w:rFonts w:asciiTheme="majorHAnsi" w:eastAsiaTheme="majorEastAsia" w:hAnsiTheme="majorHAnsi" w:cstheme="majorBidi"/>
       <w:b/>
       <w:bCs/>
-      <w:color w:val="000000"/>
-      <w:sz w:val="22"/>
+      <w:color w:val="4F81BD" w:themeColor="accent1"/>
     </w:rPr>
   </w:style>
   <w:style w:type="paragraph" w:styleId="Heading4">
@@ -2340,6 +1687,9 @@
     <w:qFormat/>
     <w:rsid w:val="00FC693F"/>
     <w:pPr>
+      <w:pBdr>
+        <w:bottom w:val="single" w:sz="8" w:space="4" w:color="4F81BD" w:themeColor="accent1"/>
+      </w:pBdr>
       <w:spacing w:after="300" w:line="240" w:lineRule="auto"/>
       <w:contextualSpacing/>
     </w:pPr>
